--- a/templates/guarantee.docx
+++ b/templates/guarantee.docx
@@ -41,106 +41,6 @@
           <w:sz w:val="32"/>
           <w:szCs w:val="32"/>
         </w:rPr>
-        <mc:AlternateContent>
-          <mc:Choice Requires="wps">
-            <w:drawing>
-              <wp:anchor distT="45720" distB="45720" distL="114300" distR="114300" simplePos="0" relativeHeight="251657728" behindDoc="1" locked="0" layoutInCell="1" allowOverlap="1" wp14:anchorId="042DB1DE" wp14:editId="3832A3E2">
-                <wp:simplePos x="0" y="0"/>
-                <wp:positionH relativeFrom="column">
-                  <wp:posOffset>101600</wp:posOffset>
-                </wp:positionH>
-                <wp:positionV relativeFrom="paragraph">
-                  <wp:posOffset>141605</wp:posOffset>
-                </wp:positionV>
-                <wp:extent cx="3016250" cy="373380"/>
-                <wp:effectExtent l="0" t="0" r="0" b="0"/>
-                <wp:wrapNone/>
-                <wp:docPr id="599516923" name="Text Box 3"/>
-                <wp:cNvGraphicFramePr>
-                  <a:graphicFrameLocks xmlns:a="http://schemas.openxmlformats.org/drawingml/2006/main"/>
-                </wp:cNvGraphicFramePr>
-                <a:graphic xmlns:a="http://schemas.openxmlformats.org/drawingml/2006/main">
-                  <a:graphicData uri="http://schemas.microsoft.com/office/word/2010/wordprocessingShape">
-                    <wps:wsp>
-                      <wps:cNvSpPr txBox="1">
-                        <a:spLocks noChangeArrowheads="1"/>
-                      </wps:cNvSpPr>
-                      <wps:spPr bwMode="auto">
-                        <a:xfrm>
-                          <a:off x="0" y="0"/>
-                          <a:ext cx="3016250" cy="373380"/>
-                        </a:xfrm>
-                        <a:prstGeom prst="rect">
-                          <a:avLst/>
-                        </a:prstGeom>
-                        <a:solidFill>
-                          <a:srgbClr val="FFFFFF"/>
-                        </a:solidFill>
-                        <a:ln w="9525">
-                          <a:noFill/>
-                          <a:miter lim="800000"/>
-                          <a:headEnd/>
-                          <a:tailEnd/>
-                        </a:ln>
-                      </wps:spPr>
-                      <wps:txbx>
-                        <w:txbxContent>
-                          <w:p>
-                            <w:pPr>
-                              <w:ind w:left="1" w:hanging="3"/>
-                              <w:rPr>
-                                <w:rFonts w:ascii="Cordia New" w:hAnsi="Cordia New" w:cs="Cordia New"/>
-                                <w:color w:val="000000"/>
-                                <w:sz w:val="32"/>
-                                <w:szCs w:val="32"/>
-                                <w:cs/>
-                              </w:rPr>
-                            </w:pPr>
-                          </w:p>
-                        </w:txbxContent>
-                      </wps:txbx>
-                      <wps:bodyPr rot="0" vert="horz" wrap="square" lIns="91440" tIns="45720" rIns="91440" bIns="45720" anchor="t" anchorCtr="0">
-                        <a:spAutoFit/>
-                      </wps:bodyPr>
-                    </wps:wsp>
-                  </a:graphicData>
-                </a:graphic>
-                <wp14:sizeRelH relativeFrom="margin">
-                  <wp14:pctWidth>0</wp14:pctWidth>
-                </wp14:sizeRelH>
-                <wp14:sizeRelV relativeFrom="margin">
-                  <wp14:pctHeight>20000</wp14:pctHeight>
-                </wp14:sizeRelV>
-              </wp:anchor>
-            </w:drawing>
-          </mc:Choice>
-          <mc:Fallback xmlns="">
-            <w:pict>
-              <v:shapetype w14:anchorId="042DB1DE" id="_x0000_t202" coordsize="21600,21600" o:spt="202" path="m,l,21600r21600,l21600,xe">
-                <v:stroke joinstyle="miter"/>
-                <v:path gradientshapeok="t" o:connecttype="rect"/>
-              </v:shapetype>
-              <v:shape id="Text Box 3" o:spid="_x0000_s1026" type="#_x0000_t202" style="position:absolute;left:0;text-align:left;margin-left:8pt;margin-top:11.15pt;width:237.5pt;height:29.4pt;z-index:-251658752;visibility:visible;mso-wrap-style:square;mso-width-percent:0;mso-height-percent:200;mso-wrap-distance-left:9pt;mso-wrap-distance-top:3.6pt;mso-wrap-distance-right:9pt;mso-wrap-distance-bottom:3.6pt;mso-position-horizontal:absolute;mso-position-horizontal-relative:text;mso-position-vertical:absolute;mso-position-vertical-relative:text;mso-width-percent:0;mso-height-percent:200;mso-width-relative:margin;mso-height-relative:margin;v-text-anchor:top" o:gfxdata="UEsDBBQABgAIAAAAIQC2gziS/gAAAOEBAAATAAAAW0NvbnRlbnRfVHlwZXNdLnhtbJSRQU7DMBBF&#10;90jcwfIWJU67QAgl6YK0S0CoHGBkTxKLZGx5TGhvj5O2G0SRWNoz/78nu9wcxkFMGNg6quQqL6RA&#10;0s5Y6ir5vt9lD1JwBDIwOMJKHpHlpr69KfdHjyxSmriSfYz+USnWPY7AufNIadK6MEJMx9ApD/oD&#10;OlTrorhX2lFEilmcO2RdNtjC5xDF9pCuTyYBB5bi6bQ4syoJ3g9WQ0ymaiLzg5KdCXlKLjvcW893&#10;SUOqXwnz5DrgnHtJTxOsQfEKIT7DmDSUCaxw7Rqn8787ZsmRM9e2VmPeBN4uqYvTtW7jvijg9N/y&#10;JsXecLq0q+WD6m8AAAD//wMAUEsDBBQABgAIAAAAIQA4/SH/1gAAAJQBAAALAAAAX3JlbHMvLnJl&#10;bHOkkMFqwzAMhu+DvYPRfXGawxijTi+j0GvpHsDYimMaW0Yy2fr2M4PBMnrbUb/Q94l/f/hMi1qR&#10;JVI2sOt6UJgd+ZiDgffL8ekFlFSbvV0oo4EbChzGx4f9GRdb25HMsYhqlCwG5lrLq9biZkxWOiqY&#10;22YiTra2kYMu1l1tQD30/bPm3wwYN0x18gb45AdQl1tp5j/sFB2T0FQ7R0nTNEV3j6o9feQzro1i&#10;OWA14Fm+Q8a1a8+Bvu/d/dMb2JY5uiPbhG/ktn4cqGU/er3pcvwCAAD//wMAUEsDBBQABgAIAAAA&#10;IQB5jLeIDAIAAPYDAAAOAAAAZHJzL2Uyb0RvYy54bWysU9tu2zAMfR+wfxD0vti5takRp+jSZRjQ&#10;XYBuHyDLcixMFjVKid19/Sg5TYPubZgeBFKkjsjDo/Xt0Bl2VOg12JJPJzlnykqotd2X/Mf33bsV&#10;Zz4IWwsDVpX8SXl+u3n7Zt27Qs2gBVMrZARifdG7krchuCLLvGxVJ/wEnLIUbAA7EcjFfVaj6Am9&#10;M9ksz6+yHrB2CFJ5T6f3Y5BvEn7TKBm+No1XgZmSU20h7Zj2Ku7ZZi2KPQrXankqQ/xDFZ3Qlh49&#10;Q92LINgB9V9QnZYIHpowkdBl0DRaqtQDdTPNX3Xz2AqnUi9Ejndnmvz/g5Vfjo/uG7IwvIeBBpia&#10;8O4B5E/PLGxbYffqDhH6VomaHp5GyrLe+eJ0NVLtCx9Bqv4z1DRkcQiQgIYGu8gK9ckInQbwdCZd&#10;DYFJOpzn06vZkkKSYvPr+XyVppKJ4vm2Qx8+KuhYNEqONNSELo4PPsRqRPGcEh/zYHS908YkB/fV&#10;1iA7ChLALq3UwKs0Y1lf8pvlbJmQLcT7SRudDiRQo7uSr/K4RslENj7YOqUEoc1oUyXGnuiJjIzc&#10;hKEaKDHSVEH9REQhjEKkj0NGC/ibs55EWHL/6yBQcWY+WSL7ZrpYRNUmZ7G8npGDl5HqMiKsJKiS&#10;B85GcxuS0hMP7o6GstOJr5dKTrWSuBKNp48Q1Xvpp6yX77r5AwAA//8DAFBLAwQUAAYACAAAACEA&#10;CdIeR90AAAAIAQAADwAAAGRycy9kb3ducmV2LnhtbEyPwU7DMBBE70j8g7VI3KiTAFWbxqkqKi4c&#10;kChIcHRjJ46w15btpuHvWU70ODuj2TfNdnaWTTqm0aOAclEA09h5NeIg4OP9+W4FLGWJSlqPWsCP&#10;TrBtr68aWSt/xjc9HfLAqARTLQWYnEPNeeqMdjItfNBIXu+jk5lkHLiK8kzlzvKqKJbcyRHpg5FB&#10;PxndfR9OTsCnM6Pax9evXtlp/9LvHsMcgxC3N/NuAyzrOf+H4Q+f0KElpqM/oUrMkl7SlCygqu6B&#10;kf+wLulwFLAqS+Btwy8HtL8AAAD//wMAUEsBAi0AFAAGAAgAAAAhALaDOJL+AAAA4QEAABMAAAAA&#10;AAAAAAAAAAAAAAAAAFtDb250ZW50X1R5cGVzXS54bWxQSwECLQAUAAYACAAAACEAOP0h/9YAAACU&#10;AQAACwAAAAAAAAAAAAAAAAAvAQAAX3JlbHMvLnJlbHNQSwECLQAUAAYACAAAACEAeYy3iAwCAAD2&#10;AwAADgAAAAAAAAAAAAAAAAAuAgAAZHJzL2Uyb0RvYy54bWxQSwECLQAUAAYACAAAACEACdIeR90A&#10;AAAIAQAADwAAAAAAAAAAAAAAAABmBAAAZHJzL2Rvd25yZXYueG1sUEsFBgAAAAAEAAQA8wAAAHAF&#10;AAAAAA==&#10;" stroked="f">
-                <v:textbox style="mso-fit-shape-to-text:t">
-                  <w:txbxContent>
-                    <w:p>
-                      <w:pPr>
-                        <w:ind w:left="1" w:hanging="3"/>
-                        <w:rPr>
-                          <w:rFonts w:ascii="Cordia New" w:hAnsi="Cordia New" w:cs="Cordia New"/>
-                          <w:color w:val="000000"/>
-                          <w:sz w:val="32"/>
-                          <w:szCs w:val="32"/>
-                          <w:cs/>
-                        </w:rPr>
-                      </w:pPr>
-                    </w:p>
-                  </w:txbxContent>
-                </v:textbox>
-              </v:shape>
-            </w:pict>
-          </mc:Fallback>
-        </mc:AlternateContent>
       </w:r>
     </w:p>
     <w:p>
@@ -3031,174 +2931,6 @@
           <w:sz w:val="32"/>
           <w:szCs w:val="32"/>
         </w:rPr>
-        <mc:AlternateContent>
-          <mc:Choice Requires="wps">
-            <w:drawing>
-              <wp:anchor distT="0" distB="0" distL="114300" distR="114300" simplePos="0" relativeHeight="251653632" behindDoc="0" locked="0" layoutInCell="1" allowOverlap="1" wp14:anchorId="7BF215F1" wp14:editId="0672C3D1">
-                <wp:simplePos x="0" y="0"/>
-                <wp:positionH relativeFrom="column">
-                  <wp:posOffset>2112645</wp:posOffset>
-                </wp:positionH>
-                <wp:positionV relativeFrom="paragraph">
-                  <wp:posOffset>-57150</wp:posOffset>
-                </wp:positionV>
-                <wp:extent cx="1714500" cy="286385"/>
-                <wp:effectExtent l="0" t="1905" r="0" b="0"/>
-                <wp:wrapNone/>
-                <wp:docPr id="2098000112" name="Text Box 9"/>
-                <wp:cNvGraphicFramePr>
-                  <a:graphicFrameLocks xmlns:a="http://schemas.openxmlformats.org/drawingml/2006/main"/>
-                </wp:cNvGraphicFramePr>
-                <a:graphic xmlns:a="http://schemas.openxmlformats.org/drawingml/2006/main">
-                  <a:graphicData uri="http://schemas.microsoft.com/office/word/2010/wordprocessingShape">
-                    <wps:wsp>
-                      <wps:cNvSpPr txBox="1">
-                        <a:spLocks noChangeArrowheads="1"/>
-                      </wps:cNvSpPr>
-                      <wps:spPr bwMode="auto">
-                        <a:xfrm>
-                          <a:off x="0" y="0"/>
-                          <a:ext cx="1714500" cy="286385"/>
-                        </a:xfrm>
-                        <a:prstGeom prst="rect">
-                          <a:avLst/>
-                        </a:prstGeom>
-                        <a:noFill/>
-                        <a:ln>
-                          <a:noFill/>
-                        </a:ln>
-                        <a:extLst>
-                          <a:ext uri="{909E8E84-426E-40DD-AFC4-6F175D3DCCD1}">
-                            <a14:hiddenFill xmlns:a14="http://schemas.microsoft.com/office/drawing/2010/main">
-                              <a:solidFill>
-                                <a:srgbClr val="FFFFFF"/>
-                              </a:solidFill>
-                            </a14:hiddenFill>
-                          </a:ext>
-                          <a:ext uri="{91240B29-F687-4F45-9708-019B960494DF}">
-                            <a14:hiddenLine xmlns:a14="http://schemas.microsoft.com/office/drawing/2010/main" w="9525">
-                              <a:solidFill>
-                                <a:srgbClr val="000000"/>
-                              </a:solidFill>
-                              <a:miter lim="800000"/>
-                              <a:headEnd/>
-                              <a:tailEnd/>
-                            </a14:hiddenLine>
-                          </a:ext>
-                        </a:extLst>
-                      </wps:spPr>
-                      <wps:txbx>
-                        <w:txbxContent>
-                          <w:p>
-                            <w:pPr>
-                              <w:rPr>
-                                <w:rFonts w:ascii="CordiaUPC" w:hAnsi="CordiaUPC" w:cs="CordiaUPC"/>
-                                <w:color w:val="FFFFFF"/>
-                                <w:sz w:val="32"/>
-                                <w:szCs w:val="32"/>
-                                <w:cs/>
-                              </w:rPr>
-                            </w:pPr>
-                            <w:r>
-                              <w:rPr>
-                                <w:rFonts w:ascii="CordiaUPC" w:hAnsi="CordiaUPC" w:cs="CordiaUPC"/>
-                                <w:color w:val="FFFFFF"/>
-                                <w:sz w:val="32"/>
-                                <w:szCs w:val="32"/>
-                                <w:cs/>
-                              </w:rPr>
-                              <w:t xml:space="preserve">2557</w:t>
-                            </w:r>
-                            <w:r>
-                              <w:rPr>
-                                <w:rFonts w:ascii="CordiaUPC" w:hAnsi="CordiaUPC" w:cs="CordiaUPC"/>
-                                <w:color w:val="FFFFFF"/>
-                                <w:sz w:val="32"/>
-                                <w:szCs w:val="32"/>
-                                <w:cs/>
-                              </w:rPr>
-                              <w:tab/>
-                            </w:r>
-                            <w:r>
-                              <w:rPr>
-                                <w:rFonts w:ascii="CordiaUPC" w:hAnsi="CordiaUPC" w:cs="CordiaUPC"/>
-                                <w:color w:val="FFFFFF"/>
-                                <w:sz w:val="32"/>
-                                <w:szCs w:val="32"/>
-                                <w:cs/>
-                              </w:rPr>
-                              <w:tab/>
-                            </w:r>
-                          </w:p>
-                        </w:txbxContent>
-                      </wps:txbx>
-                      <wps:bodyPr rot="0" vert="horz" wrap="square" lIns="91440" tIns="45720" rIns="91440" bIns="45720" anchor="t" anchorCtr="0" upright="1">
-                        <a:noAutofit/>
-                      </wps:bodyPr>
-                    </wps:wsp>
-                  </a:graphicData>
-                </a:graphic>
-                <wp14:sizeRelH relativeFrom="page">
-                  <wp14:pctWidth>0</wp14:pctWidth>
-                </wp14:sizeRelH>
-                <wp14:sizeRelV relativeFrom="page">
-                  <wp14:pctHeight>0</wp14:pctHeight>
-                </wp14:sizeRelV>
-              </wp:anchor>
-            </w:drawing>
-          </mc:Choice>
-          <mc:Fallback xmlns="">
-            <w:pict>
-              <v:shape w14:anchorId="7BF215F1" id="Text Box 9" o:spid="_x0000_s1027" type="#_x0000_t202" style="position:absolute;left:0;text-align:left;margin-left:166.35pt;margin-top:-4.5pt;width:135pt;height:22.55pt;z-index:251653632;visibility:visible;mso-wrap-style:square;mso-width-percent:0;mso-height-percent:0;mso-wrap-distance-left:9pt;mso-wrap-distance-top:0;mso-wrap-distance-right:9pt;mso-wrap-distance-bottom:0;mso-position-horizontal:absolute;mso-position-horizontal-relative:text;mso-position-vertical:absolute;mso-position-vertical-relative:text;mso-width-percent:0;mso-height-percent:0;mso-width-relative:page;mso-height-relative:page;v-text-anchor:top" o:gfxdata="UEsDBBQABgAIAAAAIQC2gziS/gAAAOEBAAATAAAAW0NvbnRlbnRfVHlwZXNdLnhtbJSRQU7DMBBF&#10;90jcwfIWJU67QAgl6YK0S0CoHGBkTxKLZGx5TGhvj5O2G0SRWNoz/78nu9wcxkFMGNg6quQqL6RA&#10;0s5Y6ir5vt9lD1JwBDIwOMJKHpHlpr69KfdHjyxSmriSfYz+USnWPY7AufNIadK6MEJMx9ApD/oD&#10;OlTrorhX2lFEilmcO2RdNtjC5xDF9pCuTyYBB5bi6bQ4syoJ3g9WQ0ymaiLzg5KdCXlKLjvcW893&#10;SUOqXwnz5DrgnHtJTxOsQfEKIT7DmDSUCaxw7Rqn8787ZsmRM9e2VmPeBN4uqYvTtW7jvijg9N/y&#10;JsXecLq0q+WD6m8AAAD//wMAUEsDBBQABgAIAAAAIQA4/SH/1gAAAJQBAAALAAAAX3JlbHMvLnJl&#10;bHOkkMFqwzAMhu+DvYPRfXGawxijTi+j0GvpHsDYimMaW0Yy2fr2M4PBMnrbUb/Q94l/f/hMi1qR&#10;JVI2sOt6UJgd+ZiDgffL8ekFlFSbvV0oo4EbChzGx4f9GRdb25HMsYhqlCwG5lrLq9biZkxWOiqY&#10;22YiTra2kYMu1l1tQD30/bPm3wwYN0x18gb45AdQl1tp5j/sFB2T0FQ7R0nTNEV3j6o9feQzro1i&#10;OWA14Fm+Q8a1a8+Bvu/d/dMb2JY5uiPbhG/ktn4cqGU/er3pcvwCAAD//wMAUEsDBBQABgAIAAAA&#10;IQALeBTQ4gEAAKgDAAAOAAAAZHJzL2Uyb0RvYy54bWysU9Fu0zAUfUfiHyy/0ySl3UrUdBqbhpDG&#10;QBr7AMdxEovE11y7TcrXc+1kXWFviBfL9nXOPefck+3V2HfsoNBpMAXPFilnykiotGkK/vT97t2G&#10;M+eFqUQHRhX8qBy/2r19sx1srpbQQlcpZARiXD7Ygrfe2zxJnGxVL9wCrDJUrAF74emITVKhGAi9&#10;75Jlml4kA2BlEaRyjm5vpyLfRfy6VtJ/rWunPOsKTtx8XDGuZViT3VbkDQrbajnTEP/AohfaUNMT&#10;1K3wgu1Rv4LqtURwUPuFhD6ButZSRQ2kJkv/UvPYCquiFjLH2ZNN7v/ByofDo/2GzI8fYaQBRhHO&#10;3oP84ZiBm1aYRl0jwtAqUVHjLFiWDNbl86fBape7AFIOX6CiIYu9hwg01tgHV0gnI3QawPFkuho9&#10;k6HlZbZap1SSVFtuLt5v1rGFyJ+/tuj8JwU9C5uCIw01oovDvfOBjcifn4RmBu5018XBduaPC3oY&#10;biL7QHii7sdyZLqapQUxJVRHkoMwxYXiTZsW8BdnA0Wl4O7nXqDirPtsyJIP2WoVshUPq/Xlkg54&#10;XinPK8JIgiq452za3vgpj3uLummp0zQEA9dkY62jwhdWM32KQxQ+Rzfk7fwcX738YLvfAAAA//8D&#10;AFBLAwQUAAYACAAAACEAZaZ7Qd0AAAAJAQAADwAAAGRycy9kb3ducmV2LnhtbEyPzU7DMBCE70i8&#10;g7VI3Fq7LQQa4lQIxBVE+ZG4beNtEhGvo9htwtuzPcFxZz7NzhSbyXfqSENsA1tYzA0o4iq4lmsL&#10;729Ps1tQMSE77AKThR+KsCnPzwrMXRj5lY7bVCsJ4ZijhSalPtc6Vg15jPPQE4u3D4PHJOdQazfg&#10;KOG+00tjMu2xZfnQYE8PDVXf24O38PG8//q8Mi/1o7/uxzAZzX6trb28mO7vQCWa0h8Mp/pSHUrp&#10;tAsHdlF1Flar5Y2gFmZr2SRAZk7CTpxsAbos9P8F5S8AAAD//wMAUEsBAi0AFAAGAAgAAAAhALaD&#10;OJL+AAAA4QEAABMAAAAAAAAAAAAAAAAAAAAAAFtDb250ZW50X1R5cGVzXS54bWxQSwECLQAUAAYA&#10;CAAAACEAOP0h/9YAAACUAQAACwAAAAAAAAAAAAAAAAAvAQAAX3JlbHMvLnJlbHNQSwECLQAUAAYA&#10;CAAAACEAC3gU0OIBAACoAwAADgAAAAAAAAAAAAAAAAAuAgAAZHJzL2Uyb0RvYy54bWxQSwECLQAU&#10;AAYACAAAACEAZaZ7Qd0AAAAJAQAADwAAAAAAAAAAAAAAAAA8BAAAZHJzL2Rvd25yZXYueG1sUEsF&#10;BgAAAAAEAAQA8wAAAEYFAAAAAA==&#10;" filled="f" stroked="f">
-                <v:textbox>
-                  <w:txbxContent>
-                    <w:p>
-                      <w:pPr>
-                        <w:rPr>
-                          <w:rFonts w:ascii="CordiaUPC" w:hAnsi="CordiaUPC" w:cs="CordiaUPC"/>
-                          <w:color w:val="FFFFFF"/>
-                          <w:sz w:val="32"/>
-                          <w:szCs w:val="32"/>
-                          <w:cs/>
-                        </w:rPr>
-                      </w:pPr>
-                      <w:r>
-                        <w:rPr>
-                          <w:rFonts w:ascii="CordiaUPC" w:hAnsi="CordiaUPC" w:cs="CordiaUPC"/>
-                          <w:color w:val="FFFFFF"/>
-                          <w:sz w:val="32"/>
-                          <w:szCs w:val="32"/>
-                          <w:cs/>
-                        </w:rPr>
-                        <w:t xml:space="preserve">2557</w:t>
-                      </w:r>
-                      <w:r>
-                        <w:rPr>
-                          <w:rFonts w:ascii="CordiaUPC" w:hAnsi="CordiaUPC" w:cs="CordiaUPC"/>
-                          <w:color w:val="FFFFFF"/>
-                          <w:sz w:val="32"/>
-                          <w:szCs w:val="32"/>
-                          <w:cs/>
-                        </w:rPr>
-                        <w:tab/>
-                      </w:r>
-                      <w:r>
-                        <w:rPr>
-                          <w:rFonts w:ascii="CordiaUPC" w:hAnsi="CordiaUPC" w:cs="CordiaUPC"/>
-                          <w:color w:val="FFFFFF"/>
-                          <w:sz w:val="32"/>
-                          <w:szCs w:val="32"/>
-                          <w:cs/>
-                        </w:rPr>
-                        <w:tab/>
-                      </w:r>
-                    </w:p>
-                  </w:txbxContent>
-                </v:textbox>
-              </v:shape>
-            </w:pict>
-          </mc:Fallback>
-        </mc:AlternateContent>
       </w:r>
       <w:r>
         <w:rPr>
@@ -3792,41 +3524,6 @@
           <w:szCs w:val="32"/>
           <w:cs/>
         </w:rPr>
-        <w:drawing>
-          <wp:inline distT="0" distB="0" distL="0" distR="0" wp14:anchorId="19B82953" wp14:editId="49160209">
-            <wp:extent cx="4772691" cy="2943636"/>
-            <wp:effectExtent l="0" t="0" r="8890" b="9525"/>
-            <wp:docPr id="1044312052" name="Picture 1"/>
-            <wp:cNvGraphicFramePr>
-              <a:graphicFrameLocks xmlns:a="http://schemas.openxmlformats.org/drawingml/2006/main" noChangeAspect="1"/>
-            </wp:cNvGraphicFramePr>
-            <a:graphic xmlns:a="http://schemas.openxmlformats.org/drawingml/2006/main">
-              <a:graphicData uri="http://schemas.openxmlformats.org/drawingml/2006/picture">
-                <pic:pic xmlns:pic="http://schemas.openxmlformats.org/drawingml/2006/picture">
-                  <pic:nvPicPr>
-                    <pic:cNvPr id="1044312052" name=""/>
-                    <pic:cNvPicPr/>
-                  </pic:nvPicPr>
-                  <pic:blipFill>
-                    <a:blip r:embed="rId8"/>
-                    <a:stretch>
-                      <a:fillRect/>
-                    </a:stretch>
-                  </pic:blipFill>
-                  <pic:spPr>
-                    <a:xfrm>
-                      <a:off x="0" y="0"/>
-                      <a:ext cx="4772691" cy="2943636"/>
-                    </a:xfrm>
-                    <a:prstGeom prst="rect">
-                      <a:avLst/>
-                    </a:prstGeom>
-                  </pic:spPr>
-                </pic:pic>
-              </a:graphicData>
-            </a:graphic>
-          </wp:inline>
-        </w:drawing>
       </w:r>
     </w:p>
     <w:p>
@@ -4025,41 +3722,6 @@
           <w:sz w:val="32"/>
           <w:szCs w:val="32"/>
         </w:rPr>
-        <w:drawing>
-          <wp:inline distT="0" distB="0" distL="0" distR="0" wp14:anchorId="425183A8" wp14:editId="4C348F55">
-            <wp:extent cx="5934903" cy="4143953"/>
-            <wp:effectExtent l="0" t="0" r="8890" b="9525"/>
-            <wp:docPr id="393977058" name="Picture 1"/>
-            <wp:cNvGraphicFramePr>
-              <a:graphicFrameLocks xmlns:a="http://schemas.openxmlformats.org/drawingml/2006/main" noChangeAspect="1"/>
-            </wp:cNvGraphicFramePr>
-            <a:graphic xmlns:a="http://schemas.openxmlformats.org/drawingml/2006/main">
-              <a:graphicData uri="http://schemas.openxmlformats.org/drawingml/2006/picture">
-                <pic:pic xmlns:pic="http://schemas.openxmlformats.org/drawingml/2006/picture">
-                  <pic:nvPicPr>
-                    <pic:cNvPr id="393977058" name=""/>
-                    <pic:cNvPicPr/>
-                  </pic:nvPicPr>
-                  <pic:blipFill>
-                    <a:blip r:embed="rId9"/>
-                    <a:stretch>
-                      <a:fillRect/>
-                    </a:stretch>
-                  </pic:blipFill>
-                  <pic:spPr>
-                    <a:xfrm>
-                      <a:off x="0" y="0"/>
-                      <a:ext cx="5934903" cy="4143953"/>
-                    </a:xfrm>
-                    <a:prstGeom prst="rect">
-                      <a:avLst/>
-                    </a:prstGeom>
-                  </pic:spPr>
-                </pic:pic>
-              </a:graphicData>
-            </a:graphic>
-          </wp:inline>
-        </w:drawing>
       </w:r>
     </w:p>
     <w:p>
@@ -4249,41 +3911,6 @@
           <w:szCs w:val="32"/>
           <w:cs/>
         </w:rPr>
-        <w:drawing>
-          <wp:inline distT="0" distB="0" distL="0" distR="0" wp14:anchorId="1426A3C7" wp14:editId="2965D01A">
-            <wp:extent cx="4401164" cy="5696745"/>
-            <wp:effectExtent l="0" t="0" r="0" b="0"/>
-            <wp:docPr id="470889615" name="Picture 1"/>
-            <wp:cNvGraphicFramePr>
-              <a:graphicFrameLocks xmlns:a="http://schemas.openxmlformats.org/drawingml/2006/main" noChangeAspect="1"/>
-            </wp:cNvGraphicFramePr>
-            <a:graphic xmlns:a="http://schemas.openxmlformats.org/drawingml/2006/main">
-              <a:graphicData uri="http://schemas.openxmlformats.org/drawingml/2006/picture">
-                <pic:pic xmlns:pic="http://schemas.openxmlformats.org/drawingml/2006/picture">
-                  <pic:nvPicPr>
-                    <pic:cNvPr id="470889615" name=""/>
-                    <pic:cNvPicPr/>
-                  </pic:nvPicPr>
-                  <pic:blipFill>
-                    <a:blip r:embed="rId10"/>
-                    <a:stretch>
-                      <a:fillRect/>
-                    </a:stretch>
-                  </pic:blipFill>
-                  <pic:spPr>
-                    <a:xfrm>
-                      <a:off x="0" y="0"/>
-                      <a:ext cx="4401164" cy="5696745"/>
-                    </a:xfrm>
-                    <a:prstGeom prst="rect">
-                      <a:avLst/>
-                    </a:prstGeom>
-                  </pic:spPr>
-                </pic:pic>
-              </a:graphicData>
-            </a:graphic>
-          </wp:inline>
-        </w:drawing>
       </w:r>
     </w:p>
     <w:p>
@@ -4412,73 +4039,6 @@
           <w:sz w:val="32"/>
           <w:szCs w:val="32"/>
         </w:rPr>
-        <w:drawing>
-          <wp:anchor distT="0" distB="0" distL="114300" distR="114300" simplePos="0" relativeHeight="251674112" behindDoc="1" locked="0" layoutInCell="1" allowOverlap="1" wp14:anchorId="7370B56F" wp14:editId="4F26878A">
-            <wp:simplePos x="0" y="0"/>
-            <wp:positionH relativeFrom="margin">
-              <wp:align>center</wp:align>
-            </wp:positionH>
-            <wp:positionV relativeFrom="paragraph">
-              <wp:posOffset>11430</wp:posOffset>
-            </wp:positionV>
-            <wp:extent cx="3239770" cy="2115820"/>
-            <wp:effectExtent l="0" t="0" r="0" b="0"/>
-            <wp:wrapNone/>
-            <wp:docPr id="773011413" name="Picture 2"/>
-            <wp:cNvGraphicFramePr>
-              <a:graphicFrameLocks xmlns:a="http://schemas.openxmlformats.org/drawingml/2006/main" noChangeAspect="1"/>
-            </wp:cNvGraphicFramePr>
-            <a:graphic xmlns:a="http://schemas.openxmlformats.org/drawingml/2006/main">
-              <a:graphicData uri="http://schemas.openxmlformats.org/drawingml/2006/picture">
-                <pic:pic xmlns:pic="http://schemas.openxmlformats.org/drawingml/2006/picture">
-                  <pic:nvPicPr>
-                    <pic:cNvPr id="0" name="Picture 6"/>
-                    <pic:cNvPicPr>
-                      <a:picLocks noChangeAspect="1" noChangeArrowheads="1"/>
-                    </pic:cNvPicPr>
-                  </pic:nvPicPr>
-                  <pic:blipFill rotWithShape="1">
-                    <a:blip r:embed="rId11" cstate="print">
-                      <a:extLst>
-                        <a:ext uri="{28A0092B-C50C-407E-A947-70E740481C1C}">
-                          <a14:useLocalDpi xmlns:a14="http://schemas.microsoft.com/office/drawing/2010/main" val="0"/>
-                        </a:ext>
-                      </a:extLst>
-                    </a:blip>
-                    <a:srcRect l="10288" t="5829" r="8290" b="32122"/>
-                    <a:stretch>
-                      <a:fillRect/>
-                    </a:stretch>
-                  </pic:blipFill>
-                  <pic:spPr bwMode="auto">
-                    <a:xfrm>
-                      <a:off x="0" y="0"/>
-                      <a:ext cx="3239770" cy="2115820"/>
-                    </a:xfrm>
-                    <a:prstGeom prst="rect">
-                      <a:avLst/>
-                    </a:prstGeom>
-                    <a:noFill/>
-                    <a:ln>
-                      <a:noFill/>
-                    </a:ln>
-                    <a:extLst>
-                      <a:ext uri="{53640926-AAD7-44D8-BBD7-CCE9431645EC}">
-                        <a14:shadowObscured xmlns:a14="http://schemas.microsoft.com/office/drawing/2010/main"/>
-                      </a:ext>
-                    </a:extLst>
-                  </pic:spPr>
-                </pic:pic>
-              </a:graphicData>
-            </a:graphic>
-            <wp14:sizeRelH relativeFrom="page">
-              <wp14:pctWidth>0</wp14:pctWidth>
-            </wp14:sizeRelH>
-            <wp14:sizeRelV relativeFrom="page">
-              <wp14:pctHeight>0</wp14:pctHeight>
-            </wp14:sizeRelV>
-          </wp:anchor>
-        </w:drawing>
       </w:r>
     </w:p>
     <w:p>
@@ -4785,64 +4345,6 @@
           <w:noProof/>
         </w:rPr>
         <w:lastRenderedPageBreak/>
-        <w:drawing>
-          <wp:anchor distT="0" distB="0" distL="114300" distR="114300" simplePos="0" relativeHeight="251676160" behindDoc="1" locked="0" layoutInCell="1" allowOverlap="1" wp14:anchorId="76DB662A" wp14:editId="4355A8EB">
-            <wp:simplePos x="0" y="0"/>
-            <wp:positionH relativeFrom="page">
-              <wp:align>center</wp:align>
-            </wp:positionH>
-            <wp:positionV relativeFrom="margin">
-              <wp:posOffset>292818</wp:posOffset>
-            </wp:positionV>
-            <wp:extent cx="3440430" cy="2199005"/>
-            <wp:effectExtent l="0" t="0" r="7620" b="0"/>
-            <wp:wrapNone/>
-            <wp:docPr id="1928919317" name="Picture 1"/>
-            <wp:cNvGraphicFramePr>
-              <a:graphicFrameLocks xmlns:a="http://schemas.openxmlformats.org/drawingml/2006/main" noChangeAspect="1"/>
-            </wp:cNvGraphicFramePr>
-            <a:graphic xmlns:a="http://schemas.openxmlformats.org/drawingml/2006/main">
-              <a:graphicData uri="http://schemas.openxmlformats.org/drawingml/2006/picture">
-                <pic:pic xmlns:pic="http://schemas.openxmlformats.org/drawingml/2006/picture">
-                  <pic:nvPicPr>
-                    <pic:cNvPr id="1928919317" name=""/>
-                    <pic:cNvPicPr/>
-                  </pic:nvPicPr>
-                  <pic:blipFill rotWithShape="1">
-                    <a:blip r:embed="rId12" cstate="print">
-                      <a:extLst>
-                        <a:ext uri="{28A0092B-C50C-407E-A947-70E740481C1C}">
-                          <a14:useLocalDpi xmlns:a14="http://schemas.microsoft.com/office/drawing/2010/main" val="0"/>
-                        </a:ext>
-                      </a:extLst>
-                    </a:blip>
-                    <a:srcRect l="10026" t="19053" r="8640" b="20311"/>
-                    <a:stretch>
-                      <a:fillRect/>
-                    </a:stretch>
-                  </pic:blipFill>
-                  <pic:spPr bwMode="auto">
-                    <a:xfrm>
-                      <a:off x="0" y="0"/>
-                      <a:ext cx="3440430" cy="2199005"/>
-                    </a:xfrm>
-                    <a:prstGeom prst="rect">
-                      <a:avLst/>
-                    </a:prstGeom>
-                    <a:ln>
-                      <a:noFill/>
-                    </a:ln>
-                    <a:extLst>
-                      <a:ext uri="{53640926-AAD7-44D8-BBD7-CCE9431645EC}">
-                        <a14:shadowObscured xmlns:a14="http://schemas.microsoft.com/office/drawing/2010/main"/>
-                      </a:ext>
-                    </a:extLst>
-                  </pic:spPr>
-                </pic:pic>
-              </a:graphicData>
-            </a:graphic>
-          </wp:anchor>
-        </w:drawing>
       </w:r>
     </w:p>
     <w:p>
@@ -5188,70 +4690,6 @@
         <w:rPr>
           <w:noProof/>
         </w:rPr>
-        <w:drawing>
-          <wp:anchor distT="0" distB="0" distL="114300" distR="114300" simplePos="0" relativeHeight="251680256" behindDoc="1" locked="0" layoutInCell="1" allowOverlap="1" wp14:anchorId="4650290E" wp14:editId="3AB9FF55">
-            <wp:simplePos x="0" y="0"/>
-            <wp:positionH relativeFrom="page">
-              <wp:align>center</wp:align>
-            </wp:positionH>
-            <wp:positionV relativeFrom="paragraph">
-              <wp:posOffset>11430</wp:posOffset>
-            </wp:positionV>
-            <wp:extent cx="4499810" cy="2673535"/>
-            <wp:effectExtent l="0" t="0" r="0" b="0"/>
-            <wp:wrapNone/>
-            <wp:docPr id="1112385434" name="Picture 1"/>
-            <wp:cNvGraphicFramePr>
-              <a:graphicFrameLocks xmlns:a="http://schemas.openxmlformats.org/drawingml/2006/main" noChangeAspect="1"/>
-            </wp:cNvGraphicFramePr>
-            <a:graphic xmlns:a="http://schemas.openxmlformats.org/drawingml/2006/main">
-              <a:graphicData uri="http://schemas.openxmlformats.org/drawingml/2006/picture">
-                <pic:pic xmlns:pic="http://schemas.openxmlformats.org/drawingml/2006/picture">
-                  <pic:nvPicPr>
-                    <pic:cNvPr id="1112385434" name=""/>
-                    <pic:cNvPicPr/>
-                  </pic:nvPicPr>
-                  <pic:blipFill rotWithShape="1">
-                    <a:blip r:embed="rId13" cstate="print">
-                      <a:extLst>
-                        <a:ext uri="{28A0092B-C50C-407E-A947-70E740481C1C}">
-                          <a14:useLocalDpi xmlns:a14="http://schemas.microsoft.com/office/drawing/2010/main" val="0"/>
-                        </a:ext>
-                      </a:extLst>
-                    </a:blip>
-                    <a:srcRect t="44562" b="10870"/>
-                    <a:stretch>
-                      <a:fillRect/>
-                    </a:stretch>
-                  </pic:blipFill>
-                  <pic:spPr bwMode="auto">
-                    <a:xfrm>
-                      <a:off x="0" y="0"/>
-                      <a:ext cx="4499810" cy="2673535"/>
-                    </a:xfrm>
-                    <a:prstGeom prst="rect">
-                      <a:avLst/>
-                    </a:prstGeom>
-                    <a:ln>
-                      <a:noFill/>
-                    </a:ln>
-                    <a:extLst>
-                      <a:ext uri="{53640926-AAD7-44D8-BBD7-CCE9431645EC}">
-                        <a14:shadowObscured xmlns:a14="http://schemas.microsoft.com/office/drawing/2010/main"/>
-                      </a:ext>
-                    </a:extLst>
-                  </pic:spPr>
-                </pic:pic>
-              </a:graphicData>
-            </a:graphic>
-            <wp14:sizeRelH relativeFrom="page">
-              <wp14:pctWidth>0</wp14:pctWidth>
-            </wp14:sizeRelH>
-            <wp14:sizeRelV relativeFrom="page">
-              <wp14:pctHeight>0</wp14:pctHeight>
-            </wp14:sizeRelV>
-          </wp:anchor>
-        </w:drawing>
       </w:r>
     </w:p>
     <w:p>
@@ -5377,70 +4815,6 @@
         <w:rPr>
           <w:noProof/>
         </w:rPr>
-        <w:drawing>
-          <wp:anchor distT="0" distB="0" distL="114300" distR="114300" simplePos="0" relativeHeight="251678208" behindDoc="1" locked="0" layoutInCell="1" allowOverlap="1" wp14:anchorId="47681AFF" wp14:editId="7F1BE9CF">
-            <wp:simplePos x="0" y="0"/>
-            <wp:positionH relativeFrom="page">
-              <wp:align>center</wp:align>
-            </wp:positionH>
-            <wp:positionV relativeFrom="paragraph">
-              <wp:posOffset>193073</wp:posOffset>
-            </wp:positionV>
-            <wp:extent cx="4618990" cy="2309495"/>
-            <wp:effectExtent l="0" t="0" r="0" b="0"/>
-            <wp:wrapNone/>
-            <wp:docPr id="226710175" name="Picture 1"/>
-            <wp:cNvGraphicFramePr>
-              <a:graphicFrameLocks xmlns:a="http://schemas.openxmlformats.org/drawingml/2006/main" noChangeAspect="1"/>
-            </wp:cNvGraphicFramePr>
-            <a:graphic xmlns:a="http://schemas.openxmlformats.org/drawingml/2006/main">
-              <a:graphicData uri="http://schemas.openxmlformats.org/drawingml/2006/picture">
-                <pic:pic xmlns:pic="http://schemas.openxmlformats.org/drawingml/2006/picture">
-                  <pic:nvPicPr>
-                    <pic:cNvPr id="226710175" name=""/>
-                    <pic:cNvPicPr/>
-                  </pic:nvPicPr>
-                  <pic:blipFill rotWithShape="1">
-                    <a:blip r:embed="rId14" cstate="print">
-                      <a:extLst>
-                        <a:ext uri="{28A0092B-C50C-407E-A947-70E740481C1C}">
-                          <a14:useLocalDpi xmlns:a14="http://schemas.microsoft.com/office/drawing/2010/main" val="0"/>
-                        </a:ext>
-                      </a:extLst>
-                    </a:blip>
-                    <a:srcRect l="7426" t="30193" r="481" b="8415"/>
-                    <a:stretch>
-                      <a:fillRect/>
-                    </a:stretch>
-                  </pic:blipFill>
-                  <pic:spPr bwMode="auto">
-                    <a:xfrm>
-                      <a:off x="0" y="0"/>
-                      <a:ext cx="4618990" cy="2309495"/>
-                    </a:xfrm>
-                    <a:prstGeom prst="rect">
-                      <a:avLst/>
-                    </a:prstGeom>
-                    <a:ln>
-                      <a:noFill/>
-                    </a:ln>
-                    <a:extLst>
-                      <a:ext uri="{53640926-AAD7-44D8-BBD7-CCE9431645EC}">
-                        <a14:shadowObscured xmlns:a14="http://schemas.microsoft.com/office/drawing/2010/main"/>
-                      </a:ext>
-                    </a:extLst>
-                  </pic:spPr>
-                </pic:pic>
-              </a:graphicData>
-            </a:graphic>
-            <wp14:sizeRelH relativeFrom="page">
-              <wp14:pctWidth>0</wp14:pctWidth>
-            </wp14:sizeRelH>
-            <wp14:sizeRelV relativeFrom="page">
-              <wp14:pctHeight>0</wp14:pctHeight>
-            </wp14:sizeRelV>
-          </wp:anchor>
-        </w:drawing>
       </w:r>
     </w:p>
     <w:p>

--- a/templates/guarantee.docx
+++ b/templates/guarantee.docx
@@ -3416,1437 +3416,6 @@
         </w:rPr>
         <w:t>)</w:t>
       </w:r>
-    </w:p>
-    <w:p>
-      <w:pPr>
-        <w:jc w:val="thaiDistribute"/>
-        <w:rPr>
-          <w:rFonts w:ascii="CordiaUPC" w:hAnsi="CordiaUPC" w:cs="CordiaUPC"/>
-          <w:sz w:val="32"/>
-          <w:szCs w:val="32"/>
-        </w:rPr>
-      </w:pPr>
-    </w:p>
-    <w:p>
-      <w:pPr>
-        <w:jc w:val="thaiDistribute"/>
-        <w:rPr>
-          <w:rFonts w:ascii="CordiaUPC" w:hAnsi="CordiaUPC" w:cs="CordiaUPC"/>
-          <w:sz w:val="32"/>
-          <w:szCs w:val="32"/>
-        </w:rPr>
-      </w:pPr>
-    </w:p>
-    <w:p>
-      <w:pPr>
-        <w:jc w:val="thaiDistribute"/>
-        <w:rPr>
-          <w:rFonts w:ascii="CordiaUPC" w:hAnsi="CordiaUPC" w:cs="CordiaUPC"/>
-          <w:sz w:val="32"/>
-          <w:szCs w:val="32"/>
-        </w:rPr>
-      </w:pPr>
-    </w:p>
-    <w:p>
-      <w:pPr>
-        <w:jc w:val="thaiDistribute"/>
-        <w:rPr>
-          <w:rFonts w:ascii="CordiaUPC" w:hAnsi="CordiaUPC" w:cs="CordiaUPC"/>
-          <w:sz w:val="32"/>
-          <w:szCs w:val="32"/>
-        </w:rPr>
-      </w:pPr>
-    </w:p>
-    <w:p>
-      <w:pPr>
-        <w:jc w:val="thaiDistribute"/>
-        <w:rPr>
-          <w:rFonts w:ascii="CordiaUPC" w:hAnsi="CordiaUPC" w:cs="CordiaUPC"/>
-          <w:sz w:val="32"/>
-          <w:szCs w:val="32"/>
-        </w:rPr>
-      </w:pPr>
-    </w:p>
-    <w:p>
-      <w:pPr>
-        <w:jc w:val="thaiDistribute"/>
-        <w:rPr>
-          <w:rFonts w:ascii="CordiaUPC" w:hAnsi="CordiaUPC" w:cs="CordiaUPC"/>
-          <w:sz w:val="32"/>
-          <w:szCs w:val="32"/>
-        </w:rPr>
-      </w:pPr>
-    </w:p>
-    <w:p>
-      <w:pPr>
-        <w:jc w:val="thaiDistribute"/>
-        <w:rPr>
-          <w:rFonts w:ascii="CordiaUPC" w:hAnsi="CordiaUPC" w:cs="CordiaUPC"/>
-          <w:sz w:val="32"/>
-          <w:szCs w:val="32"/>
-        </w:rPr>
-      </w:pPr>
-    </w:p>
-    <w:p>
-      <w:pPr>
-        <w:jc w:val="thaiDistribute"/>
-        <w:rPr>
-          <w:rFonts w:ascii="CordiaUPC" w:hAnsi="CordiaUPC" w:cs="CordiaUPC"/>
-          <w:sz w:val="32"/>
-          <w:szCs w:val="32"/>
-        </w:rPr>
-      </w:pPr>
-    </w:p>
-    <w:p>
-      <w:pPr>
-        <w:jc w:val="thaiDistribute"/>
-        <w:rPr>
-          <w:rFonts w:ascii="CordiaUPC" w:hAnsi="CordiaUPC" w:cs="CordiaUPC"/>
-          <w:sz w:val="32"/>
-          <w:szCs w:val="32"/>
-        </w:rPr>
-      </w:pPr>
-    </w:p>
-    <w:p>
-      <w:pPr>
-        <w:jc w:val="center"/>
-        <w:rPr>
-          <w:rFonts w:ascii="CordiaUPC" w:hAnsi="CordiaUPC" w:cs="CordiaUPC"/>
-          <w:sz w:val="32"/>
-          <w:szCs w:val="32"/>
-        </w:rPr>
-      </w:pPr>
-      <w:r>
-        <w:rPr>
-          <w:rFonts w:ascii="CordiaUPC" w:hAnsi="CordiaUPC" w:cs="CordiaUPC"/>
-          <w:noProof/>
-          <w:sz w:val="32"/>
-          <w:szCs w:val="32"/>
-          <w:cs/>
-        </w:rPr>
-      </w:r>
-    </w:p>
-    <w:p>
-      <w:pPr>
-        <w:jc w:val="thaiDistribute"/>
-        <w:rPr>
-          <w:rFonts w:ascii="CordiaUPC" w:hAnsi="CordiaUPC" w:cs="CordiaUPC"/>
-          <w:sz w:val="32"/>
-          <w:szCs w:val="32"/>
-        </w:rPr>
-      </w:pPr>
-    </w:p>
-    <w:p>
-      <w:pPr>
-        <w:jc w:val="thaiDistribute"/>
-        <w:rPr>
-          <w:rFonts w:ascii="CordiaUPC" w:hAnsi="CordiaUPC" w:cs="CordiaUPC"/>
-          <w:sz w:val="32"/>
-          <w:szCs w:val="32"/>
-        </w:rPr>
-      </w:pPr>
-    </w:p>
-    <w:p>
-      <w:pPr>
-        <w:jc w:val="thaiDistribute"/>
-        <w:rPr>
-          <w:rFonts w:ascii="CordiaUPC" w:hAnsi="CordiaUPC" w:cs="CordiaUPC"/>
-          <w:sz w:val="32"/>
-          <w:szCs w:val="32"/>
-        </w:rPr>
-      </w:pPr>
-    </w:p>
-    <w:p>
-      <w:pPr>
-        <w:jc w:val="thaiDistribute"/>
-        <w:rPr>
-          <w:rFonts w:ascii="CordiaUPC" w:hAnsi="CordiaUPC" w:cs="CordiaUPC"/>
-          <w:sz w:val="32"/>
-          <w:szCs w:val="32"/>
-        </w:rPr>
-      </w:pPr>
-    </w:p>
-    <w:p>
-      <w:pPr>
-        <w:jc w:val="thaiDistribute"/>
-        <w:rPr>
-          <w:rFonts w:ascii="CordiaUPC" w:hAnsi="CordiaUPC" w:cs="CordiaUPC"/>
-          <w:sz w:val="32"/>
-          <w:szCs w:val="32"/>
-        </w:rPr>
-      </w:pPr>
-    </w:p>
-    <w:p>
-      <w:pPr>
-        <w:jc w:val="thaiDistribute"/>
-        <w:rPr>
-          <w:rFonts w:ascii="CordiaUPC" w:hAnsi="CordiaUPC" w:cs="CordiaUPC"/>
-          <w:sz w:val="32"/>
-          <w:szCs w:val="32"/>
-        </w:rPr>
-      </w:pPr>
-    </w:p>
-    <w:p>
-      <w:pPr>
-        <w:jc w:val="thaiDistribute"/>
-        <w:rPr>
-          <w:rFonts w:ascii="CordiaUPC" w:hAnsi="CordiaUPC" w:cs="CordiaUPC"/>
-          <w:sz w:val="32"/>
-          <w:szCs w:val="32"/>
-        </w:rPr>
-      </w:pPr>
-    </w:p>
-    <w:p>
-      <w:pPr>
-        <w:jc w:val="thaiDistribute"/>
-        <w:rPr>
-          <w:rFonts w:ascii="CordiaUPC" w:hAnsi="CordiaUPC" w:cs="CordiaUPC"/>
-          <w:sz w:val="32"/>
-          <w:szCs w:val="32"/>
-        </w:rPr>
-      </w:pPr>
-    </w:p>
-    <w:p>
-      <w:pPr>
-        <w:jc w:val="thaiDistribute"/>
-        <w:rPr>
-          <w:rFonts w:ascii="CordiaUPC" w:hAnsi="CordiaUPC" w:cs="CordiaUPC"/>
-          <w:sz w:val="32"/>
-          <w:szCs w:val="32"/>
-        </w:rPr>
-      </w:pPr>
-    </w:p>
-    <w:p>
-      <w:pPr>
-        <w:jc w:val="thaiDistribute"/>
-        <w:rPr>
-          <w:rFonts w:ascii="CordiaUPC" w:hAnsi="CordiaUPC" w:cs="CordiaUPC"/>
-          <w:sz w:val="32"/>
-          <w:szCs w:val="32"/>
-        </w:rPr>
-      </w:pPr>
-    </w:p>
-    <w:p>
-      <w:pPr>
-        <w:jc w:val="thaiDistribute"/>
-        <w:rPr>
-          <w:rFonts w:ascii="CordiaUPC" w:hAnsi="CordiaUPC" w:cs="CordiaUPC"/>
-          <w:sz w:val="32"/>
-          <w:szCs w:val="32"/>
-        </w:rPr>
-      </w:pPr>
-    </w:p>
-    <w:p>
-      <w:pPr>
-        <w:jc w:val="thaiDistribute"/>
-        <w:rPr>
-          <w:rFonts w:ascii="CordiaUPC" w:hAnsi="CordiaUPC" w:cs="CordiaUPC"/>
-          <w:sz w:val="32"/>
-          <w:szCs w:val="32"/>
-        </w:rPr>
-      </w:pPr>
-    </w:p>
-    <w:p>
-      <w:pPr>
-        <w:jc w:val="thaiDistribute"/>
-        <w:rPr>
-          <w:rFonts w:ascii="CordiaUPC" w:hAnsi="CordiaUPC" w:cs="CordiaUPC"/>
-          <w:sz w:val="32"/>
-          <w:szCs w:val="32"/>
-        </w:rPr>
-      </w:pPr>
-    </w:p>
-    <w:p>
-      <w:pPr>
-        <w:jc w:val="thaiDistribute"/>
-        <w:rPr>
-          <w:rFonts w:ascii="CordiaUPC" w:hAnsi="CordiaUPC" w:cs="CordiaUPC"/>
-          <w:sz w:val="32"/>
-          <w:szCs w:val="32"/>
-        </w:rPr>
-      </w:pPr>
-    </w:p>
-    <w:p>
-      <w:pPr>
-        <w:jc w:val="thaiDistribute"/>
-        <w:rPr>
-          <w:rFonts w:ascii="CordiaUPC" w:hAnsi="CordiaUPC" w:cs="CordiaUPC"/>
-          <w:sz w:val="32"/>
-          <w:szCs w:val="32"/>
-        </w:rPr>
-      </w:pPr>
-    </w:p>
-    <w:p>
-      <w:pPr>
-        <w:jc w:val="thaiDistribute"/>
-        <w:rPr>
-          <w:rFonts w:ascii="CordiaUPC" w:hAnsi="CordiaUPC" w:cs="CordiaUPC"/>
-          <w:sz w:val="32"/>
-          <w:szCs w:val="32"/>
-        </w:rPr>
-      </w:pPr>
-    </w:p>
-    <w:p>
-      <w:pPr>
-        <w:jc w:val="thaiDistribute"/>
-        <w:rPr>
-          <w:rFonts w:ascii="CordiaUPC" w:hAnsi="CordiaUPC" w:cs="CordiaUPC"/>
-          <w:sz w:val="32"/>
-          <w:szCs w:val="32"/>
-        </w:rPr>
-      </w:pPr>
-    </w:p>
-    <w:p>
-      <w:pPr>
-        <w:jc w:val="thaiDistribute"/>
-        <w:rPr>
-          <w:rFonts w:ascii="CordiaUPC" w:hAnsi="CordiaUPC" w:cs="CordiaUPC"/>
-          <w:sz w:val="32"/>
-          <w:szCs w:val="32"/>
-        </w:rPr>
-      </w:pPr>
-    </w:p>
-    <w:p>
-      <w:pPr>
-        <w:jc w:val="center"/>
-        <w:rPr>
-          <w:rFonts w:ascii="CordiaUPC" w:hAnsi="CordiaUPC" w:cs="CordiaUPC"/>
-          <w:sz w:val="32"/>
-          <w:szCs w:val="32"/>
-        </w:rPr>
-      </w:pPr>
-      <w:r>
-        <w:rPr>
-          <w:rFonts w:ascii="CordiaUPC" w:hAnsi="CordiaUPC" w:cs="CordiaUPC"/>
-          <w:noProof/>
-          <w:sz w:val="32"/>
-          <w:szCs w:val="32"/>
-        </w:rPr>
-      </w:r>
-    </w:p>
-    <w:p>
-      <w:pPr>
-        <w:jc w:val="thaiDistribute"/>
-        <w:rPr>
-          <w:rFonts w:ascii="CordiaUPC" w:hAnsi="CordiaUPC" w:cs="CordiaUPC"/>
-          <w:sz w:val="32"/>
-          <w:szCs w:val="32"/>
-        </w:rPr>
-      </w:pPr>
-    </w:p>
-    <w:p>
-      <w:pPr>
-        <w:jc w:val="thaiDistribute"/>
-        <w:rPr>
-          <w:rFonts w:ascii="CordiaUPC" w:hAnsi="CordiaUPC" w:cs="CordiaUPC"/>
-          <w:sz w:val="32"/>
-          <w:szCs w:val="32"/>
-        </w:rPr>
-      </w:pPr>
-    </w:p>
-    <w:p>
-      <w:pPr>
-        <w:jc w:val="thaiDistribute"/>
-        <w:rPr>
-          <w:rFonts w:ascii="CordiaUPC" w:hAnsi="CordiaUPC" w:cs="CordiaUPC"/>
-          <w:sz w:val="32"/>
-          <w:szCs w:val="32"/>
-        </w:rPr>
-      </w:pPr>
-    </w:p>
-    <w:p>
-      <w:pPr>
-        <w:jc w:val="thaiDistribute"/>
-        <w:rPr>
-          <w:rFonts w:ascii="CordiaUPC" w:hAnsi="CordiaUPC" w:cs="CordiaUPC"/>
-          <w:sz w:val="32"/>
-          <w:szCs w:val="32"/>
-        </w:rPr>
-      </w:pPr>
-    </w:p>
-    <w:p>
-      <w:pPr>
-        <w:jc w:val="thaiDistribute"/>
-        <w:rPr>
-          <w:rFonts w:ascii="CordiaUPC" w:hAnsi="CordiaUPC" w:cs="CordiaUPC"/>
-          <w:sz w:val="32"/>
-          <w:szCs w:val="32"/>
-        </w:rPr>
-      </w:pPr>
-    </w:p>
-    <w:p>
-      <w:pPr>
-        <w:jc w:val="thaiDistribute"/>
-        <w:rPr>
-          <w:rFonts w:ascii="CordiaUPC" w:hAnsi="CordiaUPC" w:cs="CordiaUPC"/>
-          <w:sz w:val="32"/>
-          <w:szCs w:val="32"/>
-        </w:rPr>
-      </w:pPr>
-    </w:p>
-    <w:p>
-      <w:pPr>
-        <w:jc w:val="thaiDistribute"/>
-        <w:rPr>
-          <w:rFonts w:ascii="CordiaUPC" w:hAnsi="CordiaUPC" w:cs="CordiaUPC"/>
-          <w:sz w:val="32"/>
-          <w:szCs w:val="32"/>
-        </w:rPr>
-      </w:pPr>
-    </w:p>
-    <w:p>
-      <w:pPr>
-        <w:jc w:val="thaiDistribute"/>
-        <w:rPr>
-          <w:rFonts w:ascii="CordiaUPC" w:hAnsi="CordiaUPC" w:cs="CordiaUPC"/>
-          <w:sz w:val="32"/>
-          <w:szCs w:val="32"/>
-        </w:rPr>
-      </w:pPr>
-    </w:p>
-    <w:p>
-      <w:pPr>
-        <w:jc w:val="thaiDistribute"/>
-        <w:rPr>
-          <w:rFonts w:ascii="CordiaUPC" w:hAnsi="CordiaUPC" w:cs="CordiaUPC"/>
-          <w:sz w:val="32"/>
-          <w:szCs w:val="32"/>
-        </w:rPr>
-      </w:pPr>
-    </w:p>
-    <w:p>
-      <w:pPr>
-        <w:jc w:val="thaiDistribute"/>
-        <w:rPr>
-          <w:rFonts w:ascii="CordiaUPC" w:hAnsi="CordiaUPC" w:cs="CordiaUPC"/>
-          <w:sz w:val="32"/>
-          <w:szCs w:val="32"/>
-        </w:rPr>
-      </w:pPr>
-    </w:p>
-    <w:p>
-      <w:pPr>
-        <w:jc w:val="thaiDistribute"/>
-        <w:rPr>
-          <w:rFonts w:ascii="CordiaUPC" w:hAnsi="CordiaUPC" w:cs="CordiaUPC"/>
-          <w:sz w:val="32"/>
-          <w:szCs w:val="32"/>
-        </w:rPr>
-      </w:pPr>
-    </w:p>
-    <w:p>
-      <w:pPr>
-        <w:jc w:val="thaiDistribute"/>
-        <w:rPr>
-          <w:rFonts w:ascii="CordiaUPC" w:hAnsi="CordiaUPC" w:cs="CordiaUPC"/>
-          <w:sz w:val="32"/>
-          <w:szCs w:val="32"/>
-        </w:rPr>
-      </w:pPr>
-    </w:p>
-    <w:p>
-      <w:pPr>
-        <w:jc w:val="thaiDistribute"/>
-        <w:rPr>
-          <w:rFonts w:ascii="CordiaUPC" w:hAnsi="CordiaUPC" w:cs="CordiaUPC"/>
-          <w:sz w:val="32"/>
-          <w:szCs w:val="32"/>
-        </w:rPr>
-      </w:pPr>
-    </w:p>
-    <w:p>
-      <w:pPr>
-        <w:jc w:val="thaiDistribute"/>
-        <w:rPr>
-          <w:rFonts w:ascii="CordiaUPC" w:hAnsi="CordiaUPC" w:cs="CordiaUPC"/>
-          <w:sz w:val="32"/>
-          <w:szCs w:val="32"/>
-        </w:rPr>
-      </w:pPr>
-    </w:p>
-    <w:p>
-      <w:pPr>
-        <w:jc w:val="thaiDistribute"/>
-        <w:rPr>
-          <w:rFonts w:ascii="CordiaUPC" w:hAnsi="CordiaUPC" w:cs="CordiaUPC"/>
-          <w:sz w:val="32"/>
-          <w:szCs w:val="32"/>
-        </w:rPr>
-      </w:pPr>
-    </w:p>
-    <w:p>
-      <w:pPr>
-        <w:jc w:val="thaiDistribute"/>
-        <w:rPr>
-          <w:rFonts w:ascii="CordiaUPC" w:hAnsi="CordiaUPC" w:cs="CordiaUPC"/>
-          <w:sz w:val="32"/>
-          <w:szCs w:val="32"/>
-        </w:rPr>
-      </w:pPr>
-    </w:p>
-    <w:p>
-      <w:pPr>
-        <w:jc w:val="thaiDistribute"/>
-        <w:rPr>
-          <w:rFonts w:ascii="CordiaUPC" w:hAnsi="CordiaUPC" w:cs="CordiaUPC"/>
-          <w:sz w:val="32"/>
-          <w:szCs w:val="32"/>
-        </w:rPr>
-      </w:pPr>
-    </w:p>
-    <w:p>
-      <w:pPr>
-        <w:jc w:val="center"/>
-        <w:rPr>
-          <w:rFonts w:ascii="CordiaUPC" w:hAnsi="CordiaUPC" w:cs="CordiaUPC"/>
-          <w:sz w:val="32"/>
-          <w:szCs w:val="32"/>
-        </w:rPr>
-      </w:pPr>
-      <w:r>
-        <w:rPr>
-          <w:rFonts w:ascii="CordiaUPC" w:hAnsi="CordiaUPC" w:cs="CordiaUPC"/>
-          <w:noProof/>
-          <w:sz w:val="32"/>
-          <w:szCs w:val="32"/>
-          <w:cs/>
-        </w:rPr>
-      </w:r>
-    </w:p>
-    <w:p>
-      <w:pPr>
-        <w:jc w:val="center"/>
-        <w:rPr>
-          <w:rFonts w:ascii="CordiaUPC" w:hAnsi="CordiaUPC" w:cs="CordiaUPC"/>
-          <w:sz w:val="32"/>
-          <w:szCs w:val="32"/>
-        </w:rPr>
-      </w:pPr>
-    </w:p>
-    <w:p>
-      <w:pPr>
-        <w:jc w:val="thaiDistribute"/>
-        <w:rPr>
-          <w:rFonts w:ascii="CordiaUPC" w:hAnsi="CordiaUPC" w:cs="CordiaUPC"/>
-          <w:sz w:val="32"/>
-          <w:szCs w:val="32"/>
-        </w:rPr>
-      </w:pPr>
-    </w:p>
-    <w:p>
-      <w:pPr>
-        <w:jc w:val="thaiDistribute"/>
-        <w:rPr>
-          <w:rFonts w:ascii="CordiaUPC" w:hAnsi="CordiaUPC" w:cs="CordiaUPC"/>
-          <w:sz w:val="32"/>
-          <w:szCs w:val="32"/>
-        </w:rPr>
-      </w:pPr>
-    </w:p>
-    <w:p>
-      <w:pPr>
-        <w:jc w:val="thaiDistribute"/>
-        <w:rPr>
-          <w:rFonts w:ascii="CordiaUPC" w:hAnsi="CordiaUPC" w:cs="CordiaUPC"/>
-          <w:sz w:val="32"/>
-          <w:szCs w:val="32"/>
-        </w:rPr>
-      </w:pPr>
-    </w:p>
-    <w:p>
-      <w:pPr>
-        <w:jc w:val="thaiDistribute"/>
-        <w:rPr>
-          <w:rFonts w:ascii="CordiaUPC" w:hAnsi="CordiaUPC" w:cs="CordiaUPC"/>
-          <w:sz w:val="32"/>
-          <w:szCs w:val="32"/>
-        </w:rPr>
-      </w:pPr>
-    </w:p>
-    <w:p>
-      <w:pPr>
-        <w:jc w:val="thaiDistribute"/>
-        <w:rPr>
-          <w:rFonts w:ascii="CordiaUPC" w:hAnsi="CordiaUPC" w:cs="CordiaUPC"/>
-          <w:sz w:val="32"/>
-          <w:szCs w:val="32"/>
-        </w:rPr>
-      </w:pPr>
-    </w:p>
-    <w:p>
-      <w:pPr>
-        <w:jc w:val="thaiDistribute"/>
-        <w:rPr>
-          <w:rFonts w:ascii="CordiaUPC" w:hAnsi="CordiaUPC" w:cs="CordiaUPC"/>
-          <w:sz w:val="32"/>
-          <w:szCs w:val="32"/>
-        </w:rPr>
-      </w:pPr>
-    </w:p>
-    <w:p>
-      <w:pPr>
-        <w:jc w:val="thaiDistribute"/>
-        <w:rPr>
-          <w:rFonts w:ascii="CordiaUPC" w:hAnsi="CordiaUPC" w:cs="CordiaUPC"/>
-          <w:sz w:val="32"/>
-          <w:szCs w:val="32"/>
-        </w:rPr>
-      </w:pPr>
-    </w:p>
-    <w:p>
-      <w:pPr>
-        <w:jc w:val="thaiDistribute"/>
-        <w:rPr>
-          <w:rFonts w:ascii="CordiaUPC" w:hAnsi="CordiaUPC" w:cs="CordiaUPC"/>
-          <w:sz w:val="32"/>
-          <w:szCs w:val="32"/>
-        </w:rPr>
-      </w:pPr>
-    </w:p>
-    <w:p>
-      <w:pPr>
-        <w:jc w:val="thaiDistribute"/>
-        <w:rPr>
-          <w:rFonts w:ascii="CordiaUPC" w:hAnsi="CordiaUPC" w:cs="CordiaUPC"/>
-          <w:sz w:val="32"/>
-          <w:szCs w:val="32"/>
-        </w:rPr>
-      </w:pPr>
-    </w:p>
-    <w:p>
-      <w:pPr>
-        <w:jc w:val="thaiDistribute"/>
-        <w:rPr>
-          <w:rFonts w:ascii="CordiaUPC" w:hAnsi="CordiaUPC" w:cs="CordiaUPC"/>
-          <w:sz w:val="32"/>
-          <w:szCs w:val="32"/>
-        </w:rPr>
-      </w:pPr>
-    </w:p>
-    <w:p>
-      <w:pPr>
-        <w:jc w:val="thaiDistribute"/>
-        <w:rPr>
-          <w:rFonts w:ascii="CordiaUPC" w:hAnsi="CordiaUPC" w:cs="CordiaUPC"/>
-          <w:sz w:val="32"/>
-          <w:szCs w:val="32"/>
-        </w:rPr>
-      </w:pPr>
-      <w:r>
-        <w:rPr>
-          <w:rFonts w:ascii="CordiaUPC" w:hAnsi="CordiaUPC" w:cs="CordiaUPC"/>
-          <w:noProof/>
-          <w:sz w:val="32"/>
-          <w:szCs w:val="32"/>
-        </w:rPr>
-      </w:r>
-    </w:p>
-    <w:p>
-      <w:pPr>
-        <w:jc w:val="thaiDistribute"/>
-        <w:rPr>
-          <w:rFonts w:ascii="CordiaUPC" w:hAnsi="CordiaUPC" w:cs="CordiaUPC"/>
-          <w:sz w:val="32"/>
-          <w:szCs w:val="32"/>
-        </w:rPr>
-      </w:pPr>
-    </w:p>
-    <w:p>
-      <w:pPr>
-        <w:jc w:val="thaiDistribute"/>
-        <w:rPr>
-          <w:rFonts w:ascii="CordiaUPC" w:hAnsi="CordiaUPC" w:cs="CordiaUPC"/>
-          <w:sz w:val="32"/>
-          <w:szCs w:val="32"/>
-        </w:rPr>
-      </w:pPr>
-    </w:p>
-    <w:p>
-      <w:pPr>
-        <w:jc w:val="thaiDistribute"/>
-        <w:rPr>
-          <w:rFonts w:ascii="CordiaUPC" w:hAnsi="CordiaUPC" w:cs="CordiaUPC"/>
-          <w:sz w:val="32"/>
-          <w:szCs w:val="32"/>
-        </w:rPr>
-      </w:pPr>
-    </w:p>
-    <w:p>
-      <w:pPr>
-        <w:jc w:val="thaiDistribute"/>
-        <w:rPr>
-          <w:rFonts w:ascii="CordiaUPC" w:hAnsi="CordiaUPC" w:cs="CordiaUPC"/>
-          <w:sz w:val="32"/>
-          <w:szCs w:val="32"/>
-        </w:rPr>
-      </w:pPr>
-    </w:p>
-    <w:p>
-      <w:pPr>
-        <w:jc w:val="thaiDistribute"/>
-        <w:rPr>
-          <w:rFonts w:ascii="CordiaUPC" w:hAnsi="CordiaUPC" w:cs="CordiaUPC"/>
-          <w:sz w:val="32"/>
-          <w:szCs w:val="32"/>
-        </w:rPr>
-      </w:pPr>
-    </w:p>
-    <w:p>
-      <w:pPr>
-        <w:jc w:val="thaiDistribute"/>
-        <w:rPr>
-          <w:rFonts w:ascii="CordiaUPC" w:hAnsi="CordiaUPC" w:cs="CordiaUPC"/>
-          <w:sz w:val="32"/>
-          <w:szCs w:val="32"/>
-        </w:rPr>
-      </w:pPr>
-    </w:p>
-    <w:p>
-      <w:pPr>
-        <w:jc w:val="thaiDistribute"/>
-        <w:rPr>
-          <w:rFonts w:ascii="CordiaUPC" w:hAnsi="CordiaUPC" w:cs="CordiaUPC"/>
-          <w:sz w:val="32"/>
-          <w:szCs w:val="32"/>
-        </w:rPr>
-      </w:pPr>
-    </w:p>
-    <w:p>
-      <w:pPr>
-        <w:jc w:val="thaiDistribute"/>
-        <w:rPr>
-          <w:rFonts w:ascii="CordiaUPC" w:hAnsi="CordiaUPC" w:cs="CordiaUPC"/>
-          <w:sz w:val="32"/>
-          <w:szCs w:val="32"/>
-        </w:rPr>
-      </w:pPr>
-    </w:p>
-    <w:p>
-      <w:pPr>
-        <w:jc w:val="thaiDistribute"/>
-        <w:rPr>
-          <w:rFonts w:ascii="CordiaUPC" w:hAnsi="CordiaUPC" w:cs="CordiaUPC"/>
-          <w:sz w:val="32"/>
-          <w:szCs w:val="32"/>
-        </w:rPr>
-      </w:pPr>
-    </w:p>
-    <w:p>
-      <w:pPr>
-        <w:jc w:val="thaiDistribute"/>
-        <w:rPr>
-          <w:rFonts w:ascii="CordiaUPC" w:hAnsi="CordiaUPC" w:cs="CordiaUPC"/>
-          <w:sz w:val="32"/>
-          <w:szCs w:val="32"/>
-        </w:rPr>
-      </w:pPr>
-    </w:p>
-    <w:p>
-      <w:pPr>
-        <w:jc w:val="thaiDistribute"/>
-        <w:rPr>
-          <w:rFonts w:ascii="CordiaUPC" w:hAnsi="CordiaUPC" w:cs="CordiaUPC"/>
-          <w:sz w:val="32"/>
-          <w:szCs w:val="32"/>
-        </w:rPr>
-      </w:pPr>
-    </w:p>
-    <w:p>
-      <w:pPr>
-        <w:jc w:val="thaiDistribute"/>
-        <w:rPr>
-          <w:rFonts w:ascii="CordiaUPC" w:hAnsi="CordiaUPC" w:cs="CordiaUPC"/>
-          <w:sz w:val="32"/>
-          <w:szCs w:val="32"/>
-        </w:rPr>
-      </w:pPr>
-    </w:p>
-    <w:p>
-      <w:pPr>
-        <w:jc w:val="thaiDistribute"/>
-        <w:rPr>
-          <w:rFonts w:ascii="CordiaUPC" w:hAnsi="CordiaUPC" w:cs="CordiaUPC"/>
-          <w:sz w:val="32"/>
-          <w:szCs w:val="32"/>
-        </w:rPr>
-      </w:pPr>
-    </w:p>
-    <w:p>
-      <w:pPr>
-        <w:jc w:val="thaiDistribute"/>
-        <w:rPr>
-          <w:rFonts w:ascii="CordiaUPC" w:hAnsi="CordiaUPC" w:cs="CordiaUPC"/>
-          <w:sz w:val="32"/>
-          <w:szCs w:val="32"/>
-        </w:rPr>
-      </w:pPr>
-    </w:p>
-    <w:p>
-      <w:pPr>
-        <w:jc w:val="thaiDistribute"/>
-        <w:rPr>
-          <w:rFonts w:ascii="CordiaUPC" w:hAnsi="CordiaUPC" w:cs="CordiaUPC"/>
-          <w:sz w:val="32"/>
-          <w:szCs w:val="32"/>
-        </w:rPr>
-      </w:pPr>
-    </w:p>
-    <w:p>
-      <w:pPr>
-        <w:jc w:val="thaiDistribute"/>
-        <w:rPr>
-          <w:rFonts w:ascii="CordiaUPC" w:hAnsi="CordiaUPC" w:cs="CordiaUPC"/>
-          <w:sz w:val="32"/>
-          <w:szCs w:val="32"/>
-        </w:rPr>
-      </w:pPr>
-    </w:p>
-    <w:p>
-      <w:pPr>
-        <w:jc w:val="thaiDistribute"/>
-        <w:rPr>
-          <w:rFonts w:ascii="CordiaUPC" w:hAnsi="CordiaUPC" w:cs="CordiaUPC"/>
-          <w:sz w:val="32"/>
-          <w:szCs w:val="32"/>
-        </w:rPr>
-      </w:pPr>
-    </w:p>
-    <w:p>
-      <w:pPr>
-        <w:jc w:val="thaiDistribute"/>
-        <w:rPr>
-          <w:rFonts w:ascii="CordiaUPC" w:hAnsi="CordiaUPC" w:cs="CordiaUPC"/>
-          <w:sz w:val="32"/>
-          <w:szCs w:val="32"/>
-        </w:rPr>
-      </w:pPr>
-    </w:p>
-    <w:p>
-      <w:pPr>
-        <w:jc w:val="thaiDistribute"/>
-        <w:rPr>
-          <w:rFonts w:ascii="CordiaUPC" w:hAnsi="CordiaUPC" w:cs="CordiaUPC"/>
-          <w:sz w:val="32"/>
-          <w:szCs w:val="32"/>
-        </w:rPr>
-      </w:pPr>
-    </w:p>
-    <w:p>
-      <w:pPr>
-        <w:jc w:val="thaiDistribute"/>
-        <w:rPr>
-          <w:rFonts w:ascii="CordiaUPC" w:hAnsi="CordiaUPC" w:cs="CordiaUPC"/>
-          <w:sz w:val="32"/>
-          <w:szCs w:val="32"/>
-        </w:rPr>
-      </w:pPr>
-    </w:p>
-    <w:p>
-      <w:pPr>
-        <w:jc w:val="thaiDistribute"/>
-        <w:rPr>
-          <w:rFonts w:ascii="CordiaUPC" w:hAnsi="CordiaUPC" w:cs="CordiaUPC"/>
-          <w:sz w:val="32"/>
-          <w:szCs w:val="32"/>
-        </w:rPr>
-      </w:pPr>
-    </w:p>
-    <w:p>
-      <w:pPr>
-        <w:jc w:val="thaiDistribute"/>
-        <w:rPr>
-          <w:rFonts w:ascii="CordiaUPC" w:hAnsi="CordiaUPC" w:cs="CordiaUPC"/>
-          <w:sz w:val="32"/>
-          <w:szCs w:val="32"/>
-        </w:rPr>
-      </w:pPr>
-    </w:p>
-    <w:p>
-      <w:pPr>
-        <w:jc w:val="thaiDistribute"/>
-        <w:rPr>
-          <w:rFonts w:ascii="CordiaUPC" w:hAnsi="CordiaUPC" w:cs="CordiaUPC"/>
-          <w:sz w:val="32"/>
-          <w:szCs w:val="32"/>
-        </w:rPr>
-      </w:pPr>
-    </w:p>
-    <w:p>
-      <w:pPr>
-        <w:jc w:val="thaiDistribute"/>
-        <w:rPr>
-          <w:rFonts w:ascii="CordiaUPC" w:hAnsi="CordiaUPC" w:cs="CordiaUPC"/>
-          <w:sz w:val="32"/>
-          <w:szCs w:val="32"/>
-        </w:rPr>
-      </w:pPr>
-    </w:p>
-    <w:p>
-      <w:pPr>
-        <w:jc w:val="thaiDistribute"/>
-        <w:rPr>
-          <w:rFonts w:ascii="CordiaUPC" w:hAnsi="CordiaUPC" w:cs="CordiaUPC"/>
-          <w:sz w:val="32"/>
-          <w:szCs w:val="32"/>
-        </w:rPr>
-      </w:pPr>
-    </w:p>
-    <w:p>
-      <w:pPr>
-        <w:jc w:val="thaiDistribute"/>
-        <w:rPr>
-          <w:rFonts w:ascii="CordiaUPC" w:hAnsi="CordiaUPC" w:cs="CordiaUPC"/>
-          <w:sz w:val="32"/>
-          <w:szCs w:val="32"/>
-        </w:rPr>
-      </w:pPr>
-    </w:p>
-    <w:p>
-      <w:pPr>
-        <w:jc w:val="thaiDistribute"/>
-        <w:rPr>
-          <w:rFonts w:ascii="CordiaUPC" w:hAnsi="CordiaUPC" w:cs="CordiaUPC"/>
-          <w:sz w:val="32"/>
-          <w:szCs w:val="32"/>
-        </w:rPr>
-      </w:pPr>
-    </w:p>
-    <w:p>
-      <w:pPr>
-        <w:jc w:val="thaiDistribute"/>
-        <w:rPr>
-          <w:rFonts w:ascii="CordiaUPC" w:hAnsi="CordiaUPC" w:cs="CordiaUPC"/>
-          <w:sz w:val="32"/>
-          <w:szCs w:val="32"/>
-        </w:rPr>
-      </w:pPr>
-    </w:p>
-    <w:p>
-      <w:pPr>
-        <w:jc w:val="thaiDistribute"/>
-        <w:rPr>
-          <w:rFonts w:ascii="CordiaUPC" w:hAnsi="CordiaUPC" w:cs="CordiaUPC"/>
-          <w:sz w:val="32"/>
-          <w:szCs w:val="32"/>
-        </w:rPr>
-      </w:pPr>
-    </w:p>
-    <w:p>
-      <w:pPr>
-        <w:jc w:val="thaiDistribute"/>
-        <w:rPr>
-          <w:rFonts w:ascii="CordiaUPC" w:hAnsi="CordiaUPC" w:cs="CordiaUPC"/>
-          <w:sz w:val="32"/>
-          <w:szCs w:val="32"/>
-        </w:rPr>
-      </w:pPr>
-      <w:r>
-        <w:rPr>
-          <w:noProof/>
-        </w:rPr>
-        <w:lastRenderedPageBreak/>
-      </w:r>
-    </w:p>
-    <w:p>
-      <w:pPr>
-        <w:jc w:val="thaiDistribute"/>
-        <w:rPr>
-          <w:rFonts w:ascii="CordiaUPC" w:hAnsi="CordiaUPC" w:cs="CordiaUPC"/>
-          <w:sz w:val="32"/>
-          <w:szCs w:val="32"/>
-        </w:rPr>
-      </w:pPr>
-    </w:p>
-    <w:p>
-      <w:pPr>
-        <w:jc w:val="thaiDistribute"/>
-        <w:rPr>
-          <w:rFonts w:ascii="CordiaUPC" w:hAnsi="CordiaUPC" w:cs="CordiaUPC"/>
-          <w:sz w:val="32"/>
-          <w:szCs w:val="32"/>
-        </w:rPr>
-      </w:pPr>
-    </w:p>
-    <w:p>
-      <w:pPr>
-        <w:jc w:val="thaiDistribute"/>
-        <w:rPr>
-          <w:rFonts w:ascii="CordiaUPC" w:hAnsi="CordiaUPC" w:cs="CordiaUPC"/>
-          <w:sz w:val="32"/>
-          <w:szCs w:val="32"/>
-        </w:rPr>
-      </w:pPr>
-    </w:p>
-    <w:p>
-      <w:pPr>
-        <w:jc w:val="thaiDistribute"/>
-        <w:rPr>
-          <w:rFonts w:ascii="CordiaUPC" w:hAnsi="CordiaUPC" w:cs="CordiaUPC"/>
-          <w:sz w:val="32"/>
-          <w:szCs w:val="32"/>
-        </w:rPr>
-      </w:pPr>
-    </w:p>
-    <w:p>
-      <w:pPr>
-        <w:jc w:val="thaiDistribute"/>
-        <w:rPr>
-          <w:rFonts w:ascii="CordiaUPC" w:hAnsi="CordiaUPC" w:cs="CordiaUPC"/>
-          <w:sz w:val="32"/>
-          <w:szCs w:val="32"/>
-        </w:rPr>
-      </w:pPr>
-    </w:p>
-    <w:p>
-      <w:pPr>
-        <w:jc w:val="thaiDistribute"/>
-        <w:rPr>
-          <w:rFonts w:ascii="CordiaUPC" w:hAnsi="CordiaUPC" w:cs="CordiaUPC"/>
-          <w:sz w:val="32"/>
-          <w:szCs w:val="32"/>
-        </w:rPr>
-      </w:pPr>
-    </w:p>
-    <w:p>
-      <w:pPr>
-        <w:jc w:val="thaiDistribute"/>
-        <w:rPr>
-          <w:rFonts w:ascii="CordiaUPC" w:hAnsi="CordiaUPC" w:cs="CordiaUPC"/>
-          <w:sz w:val="32"/>
-          <w:szCs w:val="32"/>
-        </w:rPr>
-      </w:pPr>
-    </w:p>
-    <w:p>
-      <w:pPr>
-        <w:jc w:val="thaiDistribute"/>
-        <w:rPr>
-          <w:rFonts w:ascii="CordiaUPC" w:hAnsi="CordiaUPC" w:cs="CordiaUPC"/>
-          <w:sz w:val="32"/>
-          <w:szCs w:val="32"/>
-        </w:rPr>
-      </w:pPr>
-    </w:p>
-    <w:p>
-      <w:pPr>
-        <w:jc w:val="thaiDistribute"/>
-        <w:rPr>
-          <w:rFonts w:ascii="CordiaUPC" w:hAnsi="CordiaUPC" w:cs="CordiaUPC"/>
-          <w:sz w:val="32"/>
-          <w:szCs w:val="32"/>
-        </w:rPr>
-      </w:pPr>
-    </w:p>
-    <w:p>
-      <w:pPr>
-        <w:jc w:val="thaiDistribute"/>
-        <w:rPr>
-          <w:rFonts w:ascii="CordiaUPC" w:hAnsi="CordiaUPC" w:cs="CordiaUPC"/>
-          <w:sz w:val="32"/>
-          <w:szCs w:val="32"/>
-        </w:rPr>
-      </w:pPr>
-    </w:p>
-    <w:p>
-      <w:pPr>
-        <w:jc w:val="thaiDistribute"/>
-        <w:rPr>
-          <w:rFonts w:ascii="CordiaUPC" w:hAnsi="CordiaUPC" w:cs="CordiaUPC"/>
-          <w:sz w:val="32"/>
-          <w:szCs w:val="32"/>
-        </w:rPr>
-      </w:pPr>
-    </w:p>
-    <w:p>
-      <w:pPr>
-        <w:jc w:val="thaiDistribute"/>
-        <w:rPr>
-          <w:rFonts w:ascii="CordiaUPC" w:hAnsi="CordiaUPC" w:cs="CordiaUPC"/>
-          <w:sz w:val="32"/>
-          <w:szCs w:val="32"/>
-        </w:rPr>
-      </w:pPr>
-    </w:p>
-    <w:p>
-      <w:pPr>
-        <w:jc w:val="thaiDistribute"/>
-        <w:rPr>
-          <w:rFonts w:ascii="CordiaUPC" w:hAnsi="CordiaUPC" w:cs="CordiaUPC"/>
-          <w:sz w:val="32"/>
-          <w:szCs w:val="32"/>
-        </w:rPr>
-      </w:pPr>
-    </w:p>
-    <w:p>
-      <w:pPr>
-        <w:jc w:val="thaiDistribute"/>
-        <w:rPr>
-          <w:rFonts w:ascii="CordiaUPC" w:hAnsi="CordiaUPC" w:cs="CordiaUPC"/>
-          <w:sz w:val="32"/>
-          <w:szCs w:val="32"/>
-        </w:rPr>
-      </w:pPr>
-    </w:p>
-    <w:p>
-      <w:pPr>
-        <w:jc w:val="thaiDistribute"/>
-        <w:rPr>
-          <w:rFonts w:ascii="CordiaUPC" w:hAnsi="CordiaUPC" w:cs="CordiaUPC"/>
-          <w:sz w:val="32"/>
-          <w:szCs w:val="32"/>
-        </w:rPr>
-      </w:pPr>
-    </w:p>
-    <w:p>
-      <w:pPr>
-        <w:jc w:val="thaiDistribute"/>
-        <w:rPr>
-          <w:rFonts w:ascii="CordiaUPC" w:hAnsi="CordiaUPC" w:cs="CordiaUPC"/>
-          <w:sz w:val="32"/>
-          <w:szCs w:val="32"/>
-        </w:rPr>
-      </w:pPr>
-    </w:p>
-    <w:p>
-      <w:pPr>
-        <w:jc w:val="thaiDistribute"/>
-        <w:rPr>
-          <w:rFonts w:ascii="CordiaUPC" w:hAnsi="CordiaUPC" w:cs="CordiaUPC"/>
-          <w:sz w:val="32"/>
-          <w:szCs w:val="32"/>
-        </w:rPr>
-      </w:pPr>
-    </w:p>
-    <w:p>
-      <w:pPr>
-        <w:jc w:val="thaiDistribute"/>
-        <w:rPr>
-          <w:rFonts w:ascii="CordiaUPC" w:hAnsi="CordiaUPC" w:cs="CordiaUPC"/>
-          <w:sz w:val="32"/>
-          <w:szCs w:val="32"/>
-        </w:rPr>
-      </w:pPr>
-    </w:p>
-    <w:p>
-      <w:pPr>
-        <w:jc w:val="thaiDistribute"/>
-        <w:rPr>
-          <w:rFonts w:ascii="CordiaUPC" w:hAnsi="CordiaUPC" w:cs="CordiaUPC"/>
-          <w:sz w:val="32"/>
-          <w:szCs w:val="32"/>
-        </w:rPr>
-      </w:pPr>
-    </w:p>
-    <w:p>
-      <w:pPr>
-        <w:jc w:val="thaiDistribute"/>
-        <w:rPr>
-          <w:rFonts w:ascii="CordiaUPC" w:hAnsi="CordiaUPC" w:cs="CordiaUPC"/>
-          <w:sz w:val="32"/>
-          <w:szCs w:val="32"/>
-        </w:rPr>
-      </w:pPr>
-    </w:p>
-    <w:p>
-      <w:pPr>
-        <w:jc w:val="thaiDistribute"/>
-        <w:rPr>
-          <w:rFonts w:ascii="CordiaUPC" w:hAnsi="CordiaUPC" w:cs="CordiaUPC"/>
-          <w:sz w:val="32"/>
-          <w:szCs w:val="32"/>
-        </w:rPr>
-      </w:pPr>
-    </w:p>
-    <w:p>
-      <w:pPr>
-        <w:jc w:val="thaiDistribute"/>
-        <w:rPr>
-          <w:rFonts w:ascii="CordiaUPC" w:hAnsi="CordiaUPC" w:cs="CordiaUPC"/>
-          <w:sz w:val="32"/>
-          <w:szCs w:val="32"/>
-        </w:rPr>
-      </w:pPr>
-    </w:p>
-    <w:p>
-      <w:pPr>
-        <w:jc w:val="thaiDistribute"/>
-        <w:rPr>
-          <w:rFonts w:ascii="CordiaUPC" w:hAnsi="CordiaUPC" w:cs="CordiaUPC"/>
-          <w:sz w:val="32"/>
-          <w:szCs w:val="32"/>
-        </w:rPr>
-      </w:pPr>
-    </w:p>
-    <w:p>
-      <w:pPr>
-        <w:jc w:val="thaiDistribute"/>
-        <w:rPr>
-          <w:rFonts w:ascii="CordiaUPC" w:hAnsi="CordiaUPC" w:cs="CordiaUPC"/>
-          <w:sz w:val="32"/>
-          <w:szCs w:val="32"/>
-        </w:rPr>
-      </w:pPr>
-    </w:p>
-    <w:p>
-      <w:pPr>
-        <w:jc w:val="thaiDistribute"/>
-        <w:rPr>
-          <w:rFonts w:ascii="CordiaUPC" w:hAnsi="CordiaUPC" w:cs="CordiaUPC"/>
-          <w:sz w:val="32"/>
-          <w:szCs w:val="32"/>
-        </w:rPr>
-      </w:pPr>
-    </w:p>
-    <w:p>
-      <w:pPr>
-        <w:jc w:val="thaiDistribute"/>
-        <w:rPr>
-          <w:rFonts w:ascii="CordiaUPC" w:hAnsi="CordiaUPC" w:cs="CordiaUPC"/>
-          <w:sz w:val="32"/>
-          <w:szCs w:val="32"/>
-        </w:rPr>
-      </w:pPr>
-    </w:p>
-    <w:p>
-      <w:pPr>
-        <w:jc w:val="thaiDistribute"/>
-        <w:rPr>
-          <w:rFonts w:ascii="CordiaUPC" w:hAnsi="CordiaUPC" w:cs="CordiaUPC"/>
-          <w:sz w:val="32"/>
-          <w:szCs w:val="32"/>
-        </w:rPr>
-      </w:pPr>
-    </w:p>
-    <w:p>
-      <w:pPr>
-        <w:jc w:val="thaiDistribute"/>
-        <w:rPr>
-          <w:rFonts w:ascii="CordiaUPC" w:hAnsi="CordiaUPC" w:cs="CordiaUPC"/>
-          <w:sz w:val="32"/>
-          <w:szCs w:val="32"/>
-        </w:rPr>
-      </w:pPr>
-    </w:p>
-    <w:p>
-      <w:pPr>
-        <w:jc w:val="thaiDistribute"/>
-        <w:rPr>
-          <w:rFonts w:ascii="CordiaUPC" w:hAnsi="CordiaUPC" w:cs="CordiaUPC"/>
-          <w:sz w:val="32"/>
-          <w:szCs w:val="32"/>
-        </w:rPr>
-      </w:pPr>
-    </w:p>
-    <w:p>
-      <w:pPr>
-        <w:jc w:val="thaiDistribute"/>
-        <w:rPr>
-          <w:rFonts w:ascii="CordiaUPC" w:hAnsi="CordiaUPC" w:cs="CordiaUPC"/>
-          <w:sz w:val="32"/>
-          <w:szCs w:val="32"/>
-        </w:rPr>
-      </w:pPr>
-    </w:p>
-    <w:p>
-      <w:pPr>
-        <w:jc w:val="thaiDistribute"/>
-        <w:rPr>
-          <w:rFonts w:ascii="CordiaUPC" w:hAnsi="CordiaUPC" w:cs="CordiaUPC"/>
-          <w:sz w:val="32"/>
-          <w:szCs w:val="32"/>
-        </w:rPr>
-      </w:pPr>
-    </w:p>
-    <w:p>
-      <w:pPr>
-        <w:jc w:val="thaiDistribute"/>
-        <w:rPr>
-          <w:rFonts w:ascii="CordiaUPC" w:hAnsi="CordiaUPC" w:cs="CordiaUPC"/>
-          <w:sz w:val="32"/>
-          <w:szCs w:val="32"/>
-        </w:rPr>
-      </w:pPr>
-    </w:p>
-    <w:p>
-      <w:pPr>
-        <w:jc w:val="thaiDistribute"/>
-        <w:rPr>
-          <w:rFonts w:ascii="CordiaUPC" w:hAnsi="CordiaUPC" w:cs="CordiaUPC"/>
-          <w:sz w:val="32"/>
-          <w:szCs w:val="32"/>
-        </w:rPr>
-      </w:pPr>
-    </w:p>
-    <w:p>
-      <w:pPr>
-        <w:jc w:val="thaiDistribute"/>
-        <w:rPr>
-          <w:rFonts w:ascii="CordiaUPC" w:hAnsi="CordiaUPC" w:cs="CordiaUPC"/>
-          <w:sz w:val="32"/>
-          <w:szCs w:val="32"/>
-        </w:rPr>
-      </w:pPr>
-      <w:r>
-        <w:rPr>
-          <w:noProof/>
-        </w:rPr>
-      </w:r>
-    </w:p>
-    <w:p>
-      <w:pPr>
-        <w:jc w:val="thaiDistribute"/>
-        <w:rPr>
-          <w:rFonts w:ascii="CordiaUPC" w:hAnsi="CordiaUPC" w:cs="CordiaUPC"/>
-          <w:sz w:val="32"/>
-          <w:szCs w:val="32"/>
-        </w:rPr>
-      </w:pPr>
-    </w:p>
-    <w:p>
-      <w:pPr>
-        <w:jc w:val="thaiDistribute"/>
-        <w:rPr>
-          <w:rFonts w:ascii="CordiaUPC" w:hAnsi="CordiaUPC" w:cs="CordiaUPC"/>
-          <w:sz w:val="32"/>
-          <w:szCs w:val="32"/>
-        </w:rPr>
-      </w:pPr>
-    </w:p>
-    <w:p>
-      <w:pPr>
-        <w:jc w:val="thaiDistribute"/>
-        <w:rPr>
-          <w:rFonts w:ascii="CordiaUPC" w:hAnsi="CordiaUPC" w:cs="CordiaUPC"/>
-          <w:sz w:val="32"/>
-          <w:szCs w:val="32"/>
-        </w:rPr>
-      </w:pPr>
-    </w:p>
-    <w:p>
-      <w:pPr>
-        <w:jc w:val="thaiDistribute"/>
-        <w:rPr>
-          <w:rFonts w:ascii="CordiaUPC" w:hAnsi="CordiaUPC" w:cs="CordiaUPC"/>
-          <w:sz w:val="32"/>
-          <w:szCs w:val="32"/>
-        </w:rPr>
-      </w:pPr>
-    </w:p>
-    <w:p>
-      <w:pPr>
-        <w:jc w:val="thaiDistribute"/>
-        <w:rPr>
-          <w:rFonts w:ascii="CordiaUPC" w:hAnsi="CordiaUPC" w:cs="CordiaUPC"/>
-          <w:sz w:val="32"/>
-          <w:szCs w:val="32"/>
-        </w:rPr>
-      </w:pPr>
-    </w:p>
-    <w:p>
-      <w:pPr>
-        <w:jc w:val="thaiDistribute"/>
-        <w:rPr>
-          <w:rFonts w:ascii="CordiaUPC" w:hAnsi="CordiaUPC" w:cs="CordiaUPC"/>
-          <w:sz w:val="32"/>
-          <w:szCs w:val="32"/>
-        </w:rPr>
-      </w:pPr>
-    </w:p>
-    <w:p>
-      <w:pPr>
-        <w:jc w:val="thaiDistribute"/>
-        <w:rPr>
-          <w:rFonts w:ascii="CordiaUPC" w:hAnsi="CordiaUPC" w:cs="CordiaUPC"/>
-          <w:sz w:val="32"/>
-          <w:szCs w:val="32"/>
-        </w:rPr>
-      </w:pPr>
-    </w:p>
-    <w:p>
-      <w:pPr>
-        <w:jc w:val="thaiDistribute"/>
-        <w:rPr>
-          <w:rFonts w:ascii="CordiaUPC" w:hAnsi="CordiaUPC" w:cs="CordiaUPC"/>
-          <w:sz w:val="32"/>
-          <w:szCs w:val="32"/>
-        </w:rPr>
-      </w:pPr>
-    </w:p>
-    <w:p>
-      <w:pPr>
-        <w:jc w:val="thaiDistribute"/>
-        <w:rPr>
-          <w:rFonts w:ascii="CordiaUPC" w:hAnsi="CordiaUPC" w:cs="CordiaUPC"/>
-          <w:sz w:val="32"/>
-          <w:szCs w:val="32"/>
-        </w:rPr>
-      </w:pPr>
-    </w:p>
-    <w:p>
-      <w:pPr>
-        <w:jc w:val="thaiDistribute"/>
-        <w:rPr>
-          <w:rFonts w:ascii="CordiaUPC" w:hAnsi="CordiaUPC" w:cs="CordiaUPC"/>
-          <w:sz w:val="32"/>
-          <w:szCs w:val="32"/>
-        </w:rPr>
-      </w:pPr>
-    </w:p>
-    <w:p>
-      <w:pPr>
-        <w:jc w:val="thaiDistribute"/>
-        <w:rPr>
-          <w:rFonts w:ascii="CordiaUPC" w:hAnsi="CordiaUPC" w:cs="CordiaUPC"/>
-          <w:sz w:val="32"/>
-          <w:szCs w:val="32"/>
-        </w:rPr>
-      </w:pPr>
-    </w:p>
-    <w:p>
-      <w:pPr>
-        <w:jc w:val="thaiDistribute"/>
-        <w:rPr>
-          <w:rFonts w:ascii="CordiaUPC" w:hAnsi="CordiaUPC" w:cs="CordiaUPC"/>
-          <w:sz w:val="32"/>
-          <w:szCs w:val="32"/>
-        </w:rPr>
-      </w:pPr>
-      <w:r>
-        <w:rPr>
-          <w:noProof/>
-        </w:rPr>
-      </w:r>
-    </w:p>
-    <w:p>
-      <w:pPr>
-        <w:jc w:val="thaiDistribute"/>
-        <w:rPr>
-          <w:rFonts w:ascii="CordiaUPC" w:hAnsi="CordiaUPC" w:cs="CordiaUPC"/>
-          <w:sz w:val="32"/>
-          <w:szCs w:val="32"/>
-        </w:rPr>
-      </w:pPr>
-    </w:p>
-    <w:p>
-      <w:pPr>
-        <w:jc w:val="thaiDistribute"/>
-        <w:rPr>
-          <w:rFonts w:ascii="CordiaUPC" w:hAnsi="CordiaUPC" w:cs="CordiaUPC"/>
-          <w:sz w:val="32"/>
-          <w:szCs w:val="32"/>
-        </w:rPr>
-      </w:pPr>
-    </w:p>
-    <w:p>
-      <w:pPr>
-        <w:jc w:val="thaiDistribute"/>
-        <w:rPr>
-          <w:rFonts w:ascii="CordiaUPC" w:hAnsi="CordiaUPC" w:cs="CordiaUPC"/>
-          <w:sz w:val="32"/>
-          <w:szCs w:val="32"/>
-          <w:cs/>
-        </w:rPr>
-      </w:pPr>
     </w:p>
     <w:sectPr>
       <w:headerReference w:type="even" r:id="rId15"/>
